--- a/theory.docx
+++ b/theory.docx
@@ -1485,31 +1485,7 @@
           <w:color w:val="1F2328"/>
           <w:shd w:val="clear" w:color="auto" w:fill="FFFFFF"/>
         </w:rPr>
-        <w:t xml:space="preserve"> </w:t>
-      </w:r>
-      <w:r>
-        <w:rPr>
-          <w:rFonts w:ascii="Segoe UI" w:hAnsi="Segoe UI" w:cs="Segoe UI"/>
-          <w:color w:val="1F2328"/>
-          <w:shd w:val="clear" w:color="auto" w:fill="FFFFFF"/>
-        </w:rPr>
-        <w:t xml:space="preserve">in </w:t>
-      </w:r>
-      <w:r>
-        <w:rPr>
-          <w:rFonts w:ascii="Segoe UI" w:hAnsi="Segoe UI" w:cs="Segoe UI"/>
-          <w:color w:val="1F2328"/>
-          <w:shd w:val="clear" w:color="auto" w:fill="FFFFFF"/>
-        </w:rPr>
-        <w:t>2017</w:t>
-      </w:r>
-      <w:r>
-        <w:rPr>
-          <w:rFonts w:ascii="Segoe UI" w:hAnsi="Segoe UI" w:cs="Segoe UI"/>
-          <w:color w:val="1F2328"/>
-          <w:shd w:val="clear" w:color="auto" w:fill="FFFFFF"/>
-        </w:rPr>
-        <w:t>)</w:t>
+        <w:t xml:space="preserve"> in 2017)</w:t>
       </w:r>
     </w:p>
     <w:p>
@@ -1538,21 +1514,71 @@
       </w:pPr>
       <w:r>
         <w:lastRenderedPageBreak/>
-        <w:t xml:space="preserve">Special Solution </w:t>
-      </w:r>
-      <w:r>
-        <w:t>for</w:t>
-      </w:r>
-      <w:r>
-        <w:t xml:space="preserve"> 3 Tables</w:t>
-      </w:r>
-    </w:p>
-    <w:p>
-      <w:pPr>
-        <w:pStyle w:val="Text"/>
-      </w:pPr>
-      <w:r>
-        <w:t>Howell movement has no known solution for 3 tables (6 pairs).  This can be solved by the last round “sharing” the same set of boards.  This means the last round becomes 3 “sub rounds” each playing 1/3 of the boards without players moving.  When they are done with the subset, they exchange the boards.</w:t>
+        <w:t>Special Solution</w:t>
+      </w:r>
+      <w:r>
+        <w:t>s</w:t>
+      </w:r>
+    </w:p>
+    <w:p>
+      <w:pPr>
+        <w:pStyle w:val="Text"/>
+      </w:pPr>
+      <w:r>
+        <w:t>Two special situations have no proper mathematical solution.  We solve them by having the proper Howell movements and manipulate the board movements to avoid players seeing the same boards.  Put differently, we first arrange the pair movements so that each pair meet all other pairs and all pairs move in a consistent way.  With the movement settled, we arrange the boards so that no pair will see the same.</w:t>
+      </w:r>
+    </w:p>
+    <w:p>
+      <w:pPr>
+        <w:pStyle w:val="Heading3"/>
+      </w:pPr>
+      <w:r>
+        <w:t>Four-Pair Howell</w:t>
+      </w:r>
+    </w:p>
+    <w:p>
+      <w:r>
+        <w:t>Four pairs Howell is done in 3-rounds pairing 1 v. 2, 3 v. 4; 1 v. 3, 2 v. 4; and 1 v. 4, 2 v. 3.  For each round, two tables sharing boards by exchanging them when finished.  For this reason, there must be even number of boards per round.</w:t>
+      </w:r>
+    </w:p>
+    <w:p>
+      <w:r>
+        <w:t>If we, instead, break each round into two.  The mechanism is the same.  We will simply call the tournament “6 rounds” and each pair meeting other pairs twice.</w:t>
+      </w:r>
+    </w:p>
+    <w:p>
+      <w:pPr>
+        <w:pStyle w:val="Heading3"/>
+      </w:pPr>
+      <w:r>
+        <w:t>Six-Pair Howell</w:t>
+      </w:r>
+    </w:p>
+    <w:p>
+      <w:pPr>
+        <w:pStyle w:val="Text"/>
+      </w:pPr>
+      <w:r>
+        <w:t xml:space="preserve">Howell movement has no known solution for 3 tables (6 pairs).  </w:t>
+      </w:r>
+      <w:r>
+        <w:t xml:space="preserve">There are many movements that guarantee consistent motions and meeting all pairs.  We pick a simple </w:t>
+      </w:r>
+      <w:proofErr w:type="spellStart"/>
+      <w:r>
+        <w:t>one.</w:t>
+      </w:r>
+      <w:proofErr w:type="spellEnd"/>
+    </w:p>
+    <w:p>
+      <w:pPr>
+        <w:pStyle w:val="Text"/>
+      </w:pPr>
+      <w:r>
+        <w:t xml:space="preserve">We solve the board movement problem by having </w:t>
+      </w:r>
+      <w:r>
+        <w:t>the last round “sharing” the same set of boards.  This means the last round becomes 3 “sub rounds” each playing 1/3 of the boards without players moving.  When they are done with the subset, they exchange the boards.</w:t>
       </w:r>
     </w:p>
     <w:p>

--- a/theory.docx
+++ b/theory.docx
@@ -464,23 +464,7 @@
         <w:pStyle w:val="Text"/>
       </w:pPr>
       <w:r>
-        <w:t xml:space="preserve">The algorithm complexity is mostly in handling those pair-to-pair comparisons.  The spreadsheet, however, is quite straight-forward as a series of comparisons and </w:t>
-      </w:r>
-      <w:proofErr w:type="gramStart"/>
-      <w:r>
-        <w:t>either VLOOKUP</w:t>
-      </w:r>
-      <w:proofErr w:type="gramEnd"/>
-      <w:r>
-        <w:t xml:space="preserve"> for IMP conversion </w:t>
-      </w:r>
-      <w:proofErr w:type="spellStart"/>
-      <w:r>
-        <w:t>oequations</w:t>
-      </w:r>
-      <w:proofErr w:type="spellEnd"/>
-      <w:r>
-        <w:t xml:space="preserve"> for MP points.</w:t>
+        <w:t>The algorithm complexity is mostly in handling those pair-to-pair comparisons.  The spreadsheet, however, is quite straight-forward as a series of comparisons and either VLOOKUP for IMP conversion equations for MP points.</w:t>
       </w:r>
     </w:p>
     <w:p>
@@ -1364,6 +1348,30 @@
         <w:pStyle w:val="Heading3"/>
       </w:pPr>
       <w:r>
+        <w:t>Consideration for Partial Howell</w:t>
+      </w:r>
+    </w:p>
+    <w:p>
+      <w:pPr>
+        <w:pStyle w:val="Text"/>
+      </w:pPr>
+      <w:r>
+        <w:t>Partial tournaments did not play to the end and left some pairs not played with some other pairs, also not played some of the boards.  It is usually because of not having sufficient time to finish.  It is relatively straight-forward for Mitchell games, boards are always played the equal number of times, just by different pairs, after any round.  The partial will be as fair as it can.  That’s not true for Howell, not all boards were played equally after each round.</w:t>
+      </w:r>
+    </w:p>
+    <w:p>
+      <w:pPr>
+        <w:pStyle w:val="Text"/>
+      </w:pPr>
+      <w:r>
+        <w:t>To make it as fair as possible, the relay tables should be spaced as evenly as possible.  We did it empirically by trying different table arrangements and picked the spacing to our best effort.</w:t>
+      </w:r>
+    </w:p>
+    <w:p>
+      <w:pPr>
+        <w:pStyle w:val="Heading3"/>
+      </w:pPr>
+      <w:r>
         <w:t>Summary</w:t>
       </w:r>
     </w:p>
@@ -1413,6 +1421,7 @@
         </w:numPr>
       </w:pPr>
       <w:r>
+        <w:lastRenderedPageBreak/>
         <w:t>Most amateur tournament directors switch to Mitchell long before 7 tables.</w:t>
       </w:r>
     </w:p>
@@ -1513,7 +1522,6 @@
         <w:pStyle w:val="Heading2"/>
       </w:pPr>
       <w:r>
-        <w:lastRenderedPageBreak/>
         <w:t>Special Solution</w:t>
       </w:r>
       <w:r>
@@ -1562,13 +1570,8 @@
         <w:t xml:space="preserve">Howell movement has no known solution for 3 tables (6 pairs).  </w:t>
       </w:r>
       <w:r>
-        <w:t xml:space="preserve">There are many movements that guarantee consistent motions and meeting all pairs.  We pick a simple </w:t>
-      </w:r>
-      <w:proofErr w:type="spellStart"/>
-      <w:r>
-        <w:t>one.</w:t>
-      </w:r>
-      <w:proofErr w:type="spellEnd"/>
+        <w:t>There are many movements that guarantee consistent motions and meeting all pairs.  We pick a simple one.</w:t>
+      </w:r>
     </w:p>
     <w:p>
       <w:pPr>
